--- a/templates/BW-0020.docx
+++ b/templates/BW-0020.docx
@@ -255,6 +255,32 @@
     </w:p>
     <w:p>
       <w:pPr>
+        <w:spacing w:after="60"/>
+      </w:pPr>
+      <w:r>
+        <w:rPr>
+          <w:rFonts w:ascii="Arial" w:hAnsi="Arial"/>
+          <w:b/>
+          <w:sz w:val="18"/>
+        </w:rPr>
+        <w:t>OR</w:t>
+      </w:r>
+    </w:p>
+    <w:p>
+      <w:pPr>
+        <w:spacing w:after="240"/>
+      </w:pPr>
+      <w:r>
+        <w:rPr>
+          <w:rFonts w:ascii="Arial" w:hAnsi="Arial"/>
+          <w:b w:val="0"/>
+          <w:sz w:val="18"/>
+        </w:rPr>
+        <w:t>{cl_will_conformity_check}  The decedent was not a Florida resident, and an affidavit was filed demonstrating that the will / codicil was executed in conformity with the laws of the state or country where the will was executed.</w:t>
+      </w:r>
+    </w:p>
+    <w:p>
+      <w:pPr>
         <w:spacing w:after="120"/>
       </w:pPr>
       <w:r>
@@ -351,7 +377,7 @@
       <w:r>
         <w:rPr>
           <w:rFonts w:ascii="Arial" w:hAnsi="Arial"/>
-          <w:b w:val="0"/>
+          <w:b/>
           <w:sz w:val="18"/>
         </w:rPr>
         <w:t>{cl_no_trust_check}  A trust is not a beneficiary of the decedent.</w:t>
@@ -411,7 +437,7 @@
     </w:p>
     <w:p>
       <w:pPr>
-        <w:spacing w:after="240"/>
+        <w:spacing w:after="120"/>
       </w:pPr>
       <w:r>
         <w:rPr>
@@ -419,7 +445,7 @@
           <w:b w:val="0"/>
           <w:sz w:val="18"/>
         </w:rPr>
-        <w:t>The undersigned Petitioner {petitioner_name} / Attorney {attorney_name} certifies that he/she has reviewed the information necessary to support the Petition for Administration. The Petitioner / Attorney further certifies that all the required information was previously filed or filed concurrently with the Petition. The Petitioner / Attorney acknowledges that the Petition will not be reviewed by Court staff and a proposed order will be submitted directly to the Judge for review.</w:t>
+        <w:t>The undersigned Petitioner {petitioner_name} / Attorney {attorney_name} certifies that he/she has reviewed the information necessary to support the Petition for Formal Administration of Testate Estate. The Petitioner / Attorney further certifies that all the required information was previously filed or filed concurrently with the Petition. The Petitioner / Attorney acknowledges that the Petition will not be reviewed by Court staff until the necessary information has been accepted into the e-filing system. The Petitioner / Attorney further acknowledges that a hearing may be required to process the Petition.</w:t>
       </w:r>
     </w:p>
     <w:p>
@@ -432,7 +458,46 @@
           <w:b w:val="0"/>
           <w:sz w:val="18"/>
         </w:rPr>
-        <w:t>______________________________</w:t>
+        <w:t>Petitioner's signature: ______________________________</w:t>
+      </w:r>
+    </w:p>
+    <w:p>
+      <w:pPr>
+        <w:spacing w:after="120"/>
+      </w:pPr>
+      <w:r>
+        <w:rPr>
+          <w:rFonts w:ascii="Arial" w:hAnsi="Arial"/>
+          <w:b w:val="0"/>
+          <w:sz w:val="18"/>
+        </w:rPr>
+        <w:t>Signed on: ________________, 20______</w:t>
+      </w:r>
+    </w:p>
+    <w:p>
+      <w:pPr>
+        <w:spacing w:after="60"/>
+      </w:pPr>
+      <w:r>
+        <w:rPr>
+          <w:rFonts w:ascii="Arial" w:hAnsi="Arial"/>
+          <w:b/>
+          <w:sz w:val="18"/>
+        </w:rPr>
+        <w:t>OR</w:t>
+      </w:r>
+    </w:p>
+    <w:p>
+      <w:pPr>
+        <w:spacing w:after="0"/>
+      </w:pPr>
+      <w:r>
+        <w:rPr>
+          <w:rFonts w:ascii="Arial" w:hAnsi="Arial"/>
+          <w:b w:val="0"/>
+          <w:sz w:val="18"/>
+        </w:rPr>
+        <w:t>Attorney's signature: ______________________________</w:t>
       </w:r>
     </w:p>
     <w:p>
@@ -445,15 +510,7 @@
           <w:b w:val="0"/>
           <w:sz w:val="18"/>
         </w:rPr>
-        <w:t>{attorney_name}</w:t>
-        <w:br/>
-        <w:t>Florida Bar No. {attorney_bar_no}</w:t>
-        <w:br/>
-        <w:t>{attorney_address}</w:t>
-        <w:br/>
-        <w:t>Telephone: {attorney_phone}</w:t>
-        <w:br/>
-        <w:t>Email: {attorney_email}</w:t>
+        <w:t>Signed on: ________________, 20______</w:t>
       </w:r>
     </w:p>
     <w:p>
@@ -479,12 +536,12 @@
           <w:b w:val="0"/>
           <w:sz w:val="18"/>
         </w:rPr>
-        <w:t>The undersigned Petitioner {petitioner_name} / Attorney {attorney_name} certifies that he/she has reviewed the information necessary to support the Petition for Administration. Not all of the required information has been filed or is being filed concurrently with the Petition. The following information has not been filed (list all items not checked above):</w:t>
+        <w:t>The undersigned Petitioner {petitioner_name} / Attorney {attorney_name} certifies that he/she has reviewed the information necessary to support the Petition for Formal Administration of Testate Estate. The Petitioner / Attorney certifies that, after a diligent search and reasonable effort, the Petitioner / Attorney was unable to submit the following information for the following reasons:</w:t>
       </w:r>
     </w:p>
     <w:p>
       <w:pPr>
-        <w:spacing w:after="240"/>
+        <w:spacing w:after="120"/>
       </w:pPr>
       <w:r>
         <w:rPr>
@@ -497,6 +554,19 @@
     </w:p>
     <w:p>
       <w:pPr>
+        <w:spacing w:after="120"/>
+      </w:pPr>
+      <w:r>
+        <w:rPr>
+          <w:rFonts w:ascii="Arial" w:hAnsi="Arial"/>
+          <w:b w:val="0"/>
+          <w:sz w:val="18"/>
+        </w:rPr>
+        <w:t>The Petitioner / Attorney acknowledges that a hearing may be required concerning the deficiency.</w:t>
+      </w:r>
+    </w:p>
+    <w:p>
+      <w:pPr>
         <w:spacing w:after="0"/>
       </w:pPr>
       <w:r>
@@ -505,25 +575,59 @@
           <w:b w:val="0"/>
           <w:sz w:val="18"/>
         </w:rPr>
-        <w:t>______________________________</w:t>
+        <w:t>Petitioner's signature: ______________________________</w:t>
       </w:r>
     </w:p>
     <w:p>
+      <w:pPr>
+        <w:spacing w:after="120"/>
+      </w:pPr>
       <w:r>
         <w:rPr>
           <w:rFonts w:ascii="Arial" w:hAnsi="Arial"/>
           <w:b w:val="0"/>
           <w:sz w:val="18"/>
         </w:rPr>
-        <w:t>{attorney_name}</w:t>
-        <w:br/>
-        <w:t>Florida Bar No. {attorney_bar_no}</w:t>
-        <w:br/>
-        <w:t>{attorney_address}</w:t>
-        <w:br/>
-        <w:t>Telephone: {attorney_phone}</w:t>
-        <w:br/>
-        <w:t>Email: {attorney_email}</w:t>
+        <w:t>Signed on: ________________, 20______</w:t>
+      </w:r>
+    </w:p>
+    <w:p>
+      <w:pPr>
+        <w:spacing w:after="60"/>
+      </w:pPr>
+      <w:r>
+        <w:rPr>
+          <w:rFonts w:ascii="Arial" w:hAnsi="Arial"/>
+          <w:b/>
+          <w:sz w:val="18"/>
+        </w:rPr>
+        <w:t>OR</w:t>
+      </w:r>
+    </w:p>
+    <w:p>
+      <w:pPr>
+        <w:spacing w:after="0"/>
+      </w:pPr>
+      <w:r>
+        <w:rPr>
+          <w:rFonts w:ascii="Arial" w:hAnsi="Arial"/>
+          <w:b w:val="0"/>
+          <w:sz w:val="18"/>
+        </w:rPr>
+        <w:t>Attorney's signature: ______________________________</w:t>
+      </w:r>
+    </w:p>
+    <w:p>
+      <w:pPr>
+        <w:spacing w:after="0"/>
+      </w:pPr>
+      <w:r>
+        <w:rPr>
+          <w:rFonts w:ascii="Arial" w:hAnsi="Arial"/>
+          <w:b w:val="0"/>
+          <w:sz w:val="18"/>
+        </w:rPr>
+        <w:t>Signed on: ________________, 20______</w:t>
       </w:r>
     </w:p>
     <w:sectPr>
